--- a/Course_Important_Links.docx
+++ b/Course_Important_Links.docx
@@ -55,7 +55,7 @@
       </w:r>
     </w:p>
     <w:p>
-      <w:hyperlink r:id="rId4" w:history="1">
+      <w:hyperlink r:id="rId5" w:history="1">
         <w:r>
           <w:rPr>
             <w:rStyle w:val="Hyperlink"/>
@@ -80,7 +80,7 @@
       </w:r>
     </w:p>
     <w:p>
-      <w:hyperlink r:id="rId5" w:history="1">
+      <w:hyperlink r:id="rId6" w:history="1">
         <w:r>
           <w:rPr>
             <w:rStyle w:val="Hyperlink"/>
@@ -93,48 +93,12 @@
       </w:r>
     </w:p>
     <w:p>
-      <w:hyperlink r:id="rId6" w:history="1">
+      <w:hyperlink r:id="rId7" w:history="1">
         <w:r>
           <w:rPr>
             <w:rStyle w:val="Hyperlink"/>
           </w:rPr>
-          <w:t>ht</w:t>
-        </w:r>
-        <w:r>
-          <w:rPr>
-            <w:rStyle w:val="Hyperlink"/>
-          </w:rPr>
-          <w:t>t</w:t>
-        </w:r>
-        <w:r>
-          <w:rPr>
-            <w:rStyle w:val="Hyperlink"/>
-          </w:rPr>
-          <w:t>ps://m365.clo</w:t>
-        </w:r>
-        <w:r>
-          <w:rPr>
-            <w:rStyle w:val="Hyperlink"/>
-          </w:rPr>
-          <w:t>u</w:t>
-        </w:r>
-        <w:r>
-          <w:rPr>
-            <w:rStyle w:val="Hyperlink"/>
-          </w:rPr>
-          <w:t>d.mi</w:t>
-        </w:r>
-        <w:r>
-          <w:rPr>
-            <w:rStyle w:val="Hyperlink"/>
-          </w:rPr>
-          <w:t>c</w:t>
-        </w:r>
-        <w:r>
-          <w:rPr>
-            <w:rStyle w:val="Hyperlink"/>
-          </w:rPr>
-          <w:t>rosoft/</w:t>
+          <w:t>https://m365.cloud.microsoft/</w:t>
         </w:r>
       </w:hyperlink>
       <w:r>
@@ -152,7 +116,7 @@
       <w:r>
         <w:t xml:space="preserve">: </w:t>
       </w:r>
-      <w:hyperlink r:id="rId7" w:history="1">
+      <w:hyperlink r:id="rId8" w:history="1">
         <w:r>
           <w:rPr>
             <w:rStyle w:val="Hyperlink"/>
@@ -172,7 +136,7 @@
       <w:r>
         <w:t xml:space="preserve">: </w:t>
       </w:r>
-      <w:hyperlink r:id="rId8" w:history="1">
+      <w:hyperlink r:id="rId9" w:history="1">
         <w:r>
           <w:rPr>
             <w:rStyle w:val="Hyperlink"/>
@@ -192,7 +156,7 @@
       <w:r>
         <w:t xml:space="preserve"> </w:t>
       </w:r>
-      <w:hyperlink r:id="rId9" w:history="1">
+      <w:hyperlink r:id="rId10" w:history="1">
         <w:r>
           <w:rPr>
             <w:rStyle w:val="Hyperlink"/>
@@ -212,7 +176,7 @@
       <w:r>
         <w:t xml:space="preserve">: </w:t>
       </w:r>
-      <w:hyperlink r:id="rId10" w:history="1">
+      <w:hyperlink r:id="rId11" w:history="1">
         <w:r>
           <w:rPr>
             <w:rStyle w:val="Hyperlink"/>
@@ -232,7 +196,7 @@
       <w:r>
         <w:t xml:space="preserve">: </w:t>
       </w:r>
-      <w:hyperlink r:id="rId11" w:history="1">
+      <w:hyperlink r:id="rId12" w:history="1">
         <w:r>
           <w:rPr>
             <w:rStyle w:val="Hyperlink"/>
@@ -252,7 +216,7 @@
       <w:r>
         <w:t xml:space="preserve"> </w:t>
       </w:r>
-      <w:hyperlink r:id="rId12" w:history="1">
+      <w:hyperlink r:id="rId13" w:history="1">
         <w:r>
           <w:rPr>
             <w:rStyle w:val="Hyperlink"/>
@@ -272,7 +236,7 @@
       <w:r>
         <w:t xml:space="preserve"> </w:t>
       </w:r>
-      <w:hyperlink r:id="rId13" w:history="1">
+      <w:hyperlink r:id="rId14" w:history="1">
         <w:r>
           <w:rPr>
             <w:rStyle w:val="Hyperlink"/>
@@ -292,7 +256,7 @@
       <w:r>
         <w:t xml:space="preserve"> </w:t>
       </w:r>
-      <w:hyperlink r:id="rId14" w:history="1">
+      <w:hyperlink r:id="rId15" w:history="1">
         <w:r>
           <w:rPr>
             <w:rStyle w:val="Hyperlink"/>
@@ -326,12 +290,1306 @@
       <w:r>
         <w:t xml:space="preserve"> </w:t>
       </w:r>
-      <w:hyperlink r:id="rId15" w:history="1">
+      <w:hyperlink r:id="rId16" w:history="1">
         <w:r>
           <w:rPr>
             <w:rStyle w:val="Hyperlink"/>
           </w:rPr>
           <w:t>https://learn.microsoft.com/en-us/training/modules/uncover-new-data-insights-ai/4-exercise-boost-your-productivity</w:t>
+        </w:r>
+      </w:hyperlink>
+    </w:p>
+    <w:p/>
+    <w:p/>
+    <w:p/>
+    <w:p/>
+    <w:p>
+      <w:pPr>
+        <w:ind w:left="3600" w:firstLine="720"/>
+        <w:rPr>
+          <w:b/>
+          <w:bCs/>
+          <w:u w:val="single"/>
+        </w:rPr>
+      </w:pPr>
+      <w:r>
+        <w:rPr>
+          <w:b/>
+          <w:bCs/>
+          <w:u w:val="single"/>
+        </w:rPr>
+        <w:lastRenderedPageBreak/>
+        <w:t>DAY 02</w:t>
+      </w:r>
+    </w:p>
+    <w:p>
+      <w:pPr>
+        <w:rPr>
+          <w:b/>
+          <w:bCs/>
+        </w:rPr>
+      </w:pPr>
+      <w:r>
+        <w:rPr>
+          <w:b/>
+          <w:bCs/>
+        </w:rPr>
+        <w:t xml:space="preserve">Excel Copilot: </w:t>
+      </w:r>
+      <w:hyperlink r:id="rId17" w:history="1">
+        <w:r>
+          <w:rPr>
+            <w:rStyle w:val="Hyperlink"/>
+            <w:b/>
+            <w:bCs/>
+          </w:rPr>
+          <w:t>https://learn.microsoft.com/en-us/training/modules/uncover-new-data-insights-ai/</w:t>
+        </w:r>
+      </w:hyperlink>
+    </w:p>
+    <w:p>
+      <w:r>
+        <w:rPr>
+          <w:b/>
+          <w:bCs/>
+        </w:rPr>
+        <w:t>Exercise (EXCEL):</w:t>
+      </w:r>
+      <w:r>
+        <w:t xml:space="preserve"> </w:t>
+      </w:r>
+      <w:hyperlink r:id="rId18" w:history="1">
+        <w:r>
+          <w:rPr>
+            <w:rStyle w:val="Hyperlink"/>
+          </w:rPr>
+          <w:t>https://learn.microsoft.com/en-us/training/modules/uncover-new-data-insights-ai/4-exercise-boost-your-productivity</w:t>
+        </w:r>
+      </w:hyperlink>
+    </w:p>
+    <w:p>
+      <w:pPr>
+        <w:rPr>
+          <w:b/>
+          <w:bCs/>
+        </w:rPr>
+      </w:pPr>
+      <w:r>
+        <w:rPr>
+          <w:b/>
+          <w:bCs/>
+        </w:rPr>
+        <w:t xml:space="preserve">Teams Copilot: </w:t>
+      </w:r>
+      <w:hyperlink r:id="rId19" w:history="1">
+        <w:r>
+          <w:rPr>
+            <w:rStyle w:val="Hyperlink"/>
+            <w:b/>
+            <w:bCs/>
+          </w:rPr>
+          <w:t>https://learn.microsoft.com/en-us/training/modules/make-your-meetings-more-productive-ai/</w:t>
+        </w:r>
+      </w:hyperlink>
+    </w:p>
+    <w:p>
+      <w:pPr>
+        <w:rPr>
+          <w:b/>
+          <w:bCs/>
+        </w:rPr>
+      </w:pPr>
+      <w:r>
+        <w:rPr>
+          <w:b/>
+          <w:bCs/>
+        </w:rPr>
+        <w:t xml:space="preserve">Microsoft Loop: </w:t>
+      </w:r>
+      <w:hyperlink r:id="rId20" w:history="1">
+        <w:r>
+          <w:rPr>
+            <w:rStyle w:val="Hyperlink"/>
+            <w:b/>
+            <w:bCs/>
+          </w:rPr>
+          <w:t>https://www.microsoft.com/en-us/microsoft-loop?msockid=1a43670b8426654d38eb718285846475</w:t>
+        </w:r>
+      </w:hyperlink>
+    </w:p>
+    <w:p>
+      <w:pPr>
+        <w:rPr>
+          <w:b/>
+          <w:bCs/>
+        </w:rPr>
+      </w:pPr>
+      <w:r>
+        <w:rPr>
+          <w:b/>
+          <w:bCs/>
+        </w:rPr>
+        <w:t>Agent Builder</w:t>
+      </w:r>
+    </w:p>
+    <w:p>
+      <w:r>
+        <w:rPr>
+          <w:rFonts w:ascii="Times New Roman" w:eastAsia="Times New Roman" w:hAnsi="Times New Roman" w:cs="Times New Roman"/>
+          <w:b/>
+          <w:bCs/>
+          <w:kern w:val="36"/>
+          <w:sz w:val="20"/>
+          <w:szCs w:val="20"/>
+          <w14:ligatures w14:val="none"/>
+        </w:rPr>
+        <w:t>Steps to Create Agent (Agent Builder in M365 Copilot)</w:t>
+      </w:r>
+    </w:p>
+    <w:p>
+      <w:pPr>
+        <w:spacing w:before="100" w:beforeAutospacing="1" w:after="100" w:afterAutospacing="1" w:line="240" w:lineRule="auto"/>
+        <w:outlineLvl w:val="1"/>
+        <w:rPr>
+          <w:rFonts w:ascii="Times New Roman" w:eastAsia="Times New Roman" w:hAnsi="Times New Roman" w:cs="Times New Roman"/>
+          <w:b/>
+          <w:bCs/>
+          <w:kern w:val="0"/>
+          <w:sz w:val="20"/>
+          <w:szCs w:val="20"/>
+          <w14:ligatures w14:val="none"/>
+        </w:rPr>
+      </w:pPr>
+      <w:r>
+        <w:rPr>
+          <w:rFonts w:ascii="Times New Roman" w:eastAsia="Times New Roman" w:hAnsi="Times New Roman" w:cs="Times New Roman"/>
+          <w:b/>
+          <w:bCs/>
+          <w:kern w:val="0"/>
+          <w:sz w:val="20"/>
+          <w:szCs w:val="20"/>
+          <w14:ligatures w14:val="none"/>
+        </w:rPr>
+        <w:t>Step 1: Open Agent Builder</w:t>
+      </w:r>
+    </w:p>
+    <w:p>
+      <w:pPr>
+        <w:spacing w:before="100" w:beforeAutospacing="1" w:after="100" w:afterAutospacing="1" w:line="240" w:lineRule="auto"/>
+        <w:rPr>
+          <w:rFonts w:ascii="Times New Roman" w:eastAsia="Times New Roman" w:hAnsi="Times New Roman" w:cs="Times New Roman"/>
+          <w:kern w:val="0"/>
+          <w:sz w:val="20"/>
+          <w:szCs w:val="20"/>
+          <w14:ligatures w14:val="none"/>
+        </w:rPr>
+      </w:pPr>
+      <w:r>
+        <w:rPr>
+          <w:rFonts w:ascii="Times New Roman" w:eastAsia="Times New Roman" w:hAnsi="Times New Roman" w:cs="Times New Roman"/>
+          <w:kern w:val="0"/>
+          <w:sz w:val="20"/>
+          <w:szCs w:val="20"/>
+          <w14:ligatures w14:val="none"/>
+        </w:rPr>
+        <w:t xml:space="preserve">Inside </w:t>
+      </w:r>
+      <w:r>
+        <w:rPr>
+          <w:rFonts w:ascii="Times New Roman" w:eastAsia="Times New Roman" w:hAnsi="Times New Roman" w:cs="Times New Roman"/>
+          <w:b/>
+          <w:bCs/>
+          <w:kern w:val="0"/>
+          <w:sz w:val="20"/>
+          <w:szCs w:val="20"/>
+          <w14:ligatures w14:val="none"/>
+        </w:rPr>
+        <w:t>Microsoft 365 Copilot</w:t>
+      </w:r>
+      <w:r>
+        <w:rPr>
+          <w:rFonts w:ascii="Times New Roman" w:eastAsia="Times New Roman" w:hAnsi="Times New Roman" w:cs="Times New Roman"/>
+          <w:kern w:val="0"/>
+          <w:sz w:val="20"/>
+          <w:szCs w:val="20"/>
+          <w14:ligatures w14:val="none"/>
+        </w:rPr>
+        <w:t>:</w:t>
+      </w:r>
+    </w:p>
+    <w:p>
+      <w:pPr>
+        <w:numPr>
+          <w:ilvl w:val="0"/>
+          <w:numId w:val="1"/>
+        </w:numPr>
+        <w:spacing w:before="100" w:beforeAutospacing="1" w:after="100" w:afterAutospacing="1" w:line="240" w:lineRule="auto"/>
+        <w:rPr>
+          <w:rFonts w:ascii="Times New Roman" w:eastAsia="Times New Roman" w:hAnsi="Times New Roman" w:cs="Times New Roman"/>
+          <w:kern w:val="0"/>
+          <w:sz w:val="20"/>
+          <w:szCs w:val="20"/>
+          <w14:ligatures w14:val="none"/>
+        </w:rPr>
+      </w:pPr>
+      <w:r>
+        <w:rPr>
+          <w:rFonts w:ascii="Times New Roman" w:eastAsia="Times New Roman" w:hAnsi="Times New Roman" w:cs="Times New Roman"/>
+          <w:kern w:val="0"/>
+          <w:sz w:val="20"/>
+          <w:szCs w:val="20"/>
+          <w14:ligatures w14:val="none"/>
+        </w:rPr>
+        <w:t xml:space="preserve">Go to </w:t>
+      </w:r>
+      <w:r>
+        <w:rPr>
+          <w:rFonts w:ascii="Times New Roman" w:eastAsia="Times New Roman" w:hAnsi="Times New Roman" w:cs="Times New Roman"/>
+          <w:b/>
+          <w:bCs/>
+          <w:kern w:val="0"/>
+          <w:sz w:val="20"/>
+          <w:szCs w:val="20"/>
+          <w14:ligatures w14:val="none"/>
+        </w:rPr>
+        <w:t>Copilot</w:t>
+      </w:r>
+    </w:p>
+    <w:p>
+      <w:pPr>
+        <w:numPr>
+          <w:ilvl w:val="0"/>
+          <w:numId w:val="1"/>
+        </w:numPr>
+        <w:spacing w:before="100" w:beforeAutospacing="1" w:after="100" w:afterAutospacing="1" w:line="240" w:lineRule="auto"/>
+        <w:rPr>
+          <w:rFonts w:ascii="Times New Roman" w:eastAsia="Times New Roman" w:hAnsi="Times New Roman" w:cs="Times New Roman"/>
+          <w:kern w:val="0"/>
+          <w:sz w:val="20"/>
+          <w:szCs w:val="20"/>
+          <w14:ligatures w14:val="none"/>
+        </w:rPr>
+      </w:pPr>
+      <w:r>
+        <w:rPr>
+          <w:rFonts w:ascii="Times New Roman" w:eastAsia="Times New Roman" w:hAnsi="Times New Roman" w:cs="Times New Roman"/>
+          <w:kern w:val="0"/>
+          <w:sz w:val="20"/>
+          <w:szCs w:val="20"/>
+          <w14:ligatures w14:val="none"/>
+        </w:rPr>
+        <w:t xml:space="preserve">Click </w:t>
+      </w:r>
+      <w:r>
+        <w:rPr>
+          <w:rFonts w:ascii="Times New Roman" w:eastAsia="Times New Roman" w:hAnsi="Times New Roman" w:cs="Times New Roman"/>
+          <w:b/>
+          <w:bCs/>
+          <w:kern w:val="0"/>
+          <w:sz w:val="20"/>
+          <w:szCs w:val="20"/>
+          <w14:ligatures w14:val="none"/>
+        </w:rPr>
+        <w:t>Agents</w:t>
+      </w:r>
+    </w:p>
+    <w:p>
+      <w:pPr>
+        <w:numPr>
+          <w:ilvl w:val="0"/>
+          <w:numId w:val="1"/>
+        </w:numPr>
+        <w:spacing w:before="100" w:beforeAutospacing="1" w:after="100" w:afterAutospacing="1" w:line="240" w:lineRule="auto"/>
+        <w:rPr>
+          <w:rFonts w:ascii="Times New Roman" w:eastAsia="Times New Roman" w:hAnsi="Times New Roman" w:cs="Times New Roman"/>
+          <w:kern w:val="0"/>
+          <w:sz w:val="20"/>
+          <w:szCs w:val="20"/>
+          <w14:ligatures w14:val="none"/>
+        </w:rPr>
+      </w:pPr>
+      <w:r>
+        <w:rPr>
+          <w:rFonts w:ascii="Times New Roman" w:eastAsia="Times New Roman" w:hAnsi="Times New Roman" w:cs="Times New Roman"/>
+          <w:kern w:val="0"/>
+          <w:sz w:val="20"/>
+          <w:szCs w:val="20"/>
+          <w14:ligatures w14:val="none"/>
+        </w:rPr>
+        <w:t xml:space="preserve">Click </w:t>
+      </w:r>
+      <w:r>
+        <w:rPr>
+          <w:rFonts w:ascii="Times New Roman" w:eastAsia="Times New Roman" w:hAnsi="Times New Roman" w:cs="Times New Roman"/>
+          <w:b/>
+          <w:bCs/>
+          <w:kern w:val="0"/>
+          <w:sz w:val="20"/>
+          <w:szCs w:val="20"/>
+          <w14:ligatures w14:val="none"/>
+        </w:rPr>
+        <w:t>Create New Agent</w:t>
+      </w:r>
+    </w:p>
+    <w:p>
+      <w:pPr>
+        <w:spacing w:after="0" w:line="240" w:lineRule="auto"/>
+        <w:rPr>
+          <w:rFonts w:ascii="Times New Roman" w:eastAsia="Times New Roman" w:hAnsi="Times New Roman" w:cs="Times New Roman"/>
+          <w:kern w:val="0"/>
+          <w:sz w:val="20"/>
+          <w:szCs w:val="20"/>
+          <w14:ligatures w14:val="none"/>
+        </w:rPr>
+      </w:pPr>
+      <w:r>
+        <w:rPr>
+          <w:rFonts w:ascii="Times New Roman" w:eastAsia="Times New Roman" w:hAnsi="Times New Roman" w:cs="Times New Roman"/>
+          <w:noProof/>
+          <w:kern w:val="0"/>
+          <w:sz w:val="20"/>
+          <w:szCs w:val="20"/>
+        </w:rPr>
+        <w:pict w14:anchorId="0C6F59A2">
+          <v:rect id="_x0000_i1026" alt="" style="width:468pt;height:.05pt;mso-width-percent:0;mso-height-percent:0;mso-width-percent:0;mso-height-percent:0" o:hralign="center" o:hrstd="t" o:hr="t" fillcolor="#a0a0a0" stroked="f"/>
+        </w:pict>
+      </w:r>
+    </w:p>
+    <w:p>
+      <w:pPr>
+        <w:spacing w:before="100" w:beforeAutospacing="1" w:after="100" w:afterAutospacing="1" w:line="240" w:lineRule="auto"/>
+        <w:outlineLvl w:val="1"/>
+        <w:rPr>
+          <w:rFonts w:ascii="Times New Roman" w:eastAsia="Times New Roman" w:hAnsi="Times New Roman" w:cs="Times New Roman"/>
+          <w:b/>
+          <w:bCs/>
+          <w:kern w:val="0"/>
+          <w:sz w:val="20"/>
+          <w:szCs w:val="20"/>
+          <w14:ligatures w14:val="none"/>
+        </w:rPr>
+      </w:pPr>
+      <w:r>
+        <w:rPr>
+          <w:rFonts w:ascii="Times New Roman" w:eastAsia="Times New Roman" w:hAnsi="Times New Roman" w:cs="Times New Roman"/>
+          <w:b/>
+          <w:bCs/>
+          <w:kern w:val="0"/>
+          <w:sz w:val="20"/>
+          <w:szCs w:val="20"/>
+          <w14:ligatures w14:val="none"/>
+        </w:rPr>
+        <w:t>Step 2: Define Agent Basics</w:t>
+      </w:r>
+    </w:p>
+    <w:p>
+      <w:pPr>
+        <w:numPr>
+          <w:ilvl w:val="0"/>
+          <w:numId w:val="2"/>
+        </w:numPr>
+        <w:spacing w:before="100" w:beforeAutospacing="1" w:after="100" w:afterAutospacing="1" w:line="240" w:lineRule="auto"/>
+        <w:rPr>
+          <w:rFonts w:ascii="Times New Roman" w:eastAsia="Times New Roman" w:hAnsi="Times New Roman" w:cs="Times New Roman"/>
+          <w:kern w:val="0"/>
+          <w:sz w:val="20"/>
+          <w:szCs w:val="20"/>
+          <w14:ligatures w14:val="none"/>
+        </w:rPr>
+      </w:pPr>
+      <w:r>
+        <w:rPr>
+          <w:rFonts w:ascii="Times New Roman" w:eastAsia="Times New Roman" w:hAnsi="Times New Roman" w:cs="Times New Roman"/>
+          <w:b/>
+          <w:bCs/>
+          <w:kern w:val="0"/>
+          <w:sz w:val="20"/>
+          <w:szCs w:val="20"/>
+          <w14:ligatures w14:val="none"/>
+        </w:rPr>
+        <w:t>Name:</w:t>
+      </w:r>
+      <w:r>
+        <w:rPr>
+          <w:rFonts w:ascii="Times New Roman" w:eastAsia="Times New Roman" w:hAnsi="Times New Roman" w:cs="Times New Roman"/>
+          <w:kern w:val="0"/>
+          <w:sz w:val="20"/>
+          <w:szCs w:val="20"/>
+          <w14:ligatures w14:val="none"/>
+        </w:rPr>
+        <w:t xml:space="preserve"> Client Meeting Prep Agent</w:t>
+      </w:r>
+    </w:p>
+    <w:p>
+      <w:pPr>
+        <w:numPr>
+          <w:ilvl w:val="0"/>
+          <w:numId w:val="2"/>
+        </w:numPr>
+        <w:spacing w:before="100" w:beforeAutospacing="1" w:after="100" w:afterAutospacing="1" w:line="240" w:lineRule="auto"/>
+        <w:rPr>
+          <w:rFonts w:ascii="Times New Roman" w:eastAsia="Times New Roman" w:hAnsi="Times New Roman" w:cs="Times New Roman"/>
+          <w:kern w:val="0"/>
+          <w:sz w:val="20"/>
+          <w:szCs w:val="20"/>
+          <w14:ligatures w14:val="none"/>
+        </w:rPr>
+      </w:pPr>
+      <w:r>
+        <w:rPr>
+          <w:rFonts w:ascii="Times New Roman" w:eastAsia="Times New Roman" w:hAnsi="Times New Roman" w:cs="Times New Roman"/>
+          <w:b/>
+          <w:bCs/>
+          <w:kern w:val="0"/>
+          <w:sz w:val="20"/>
+          <w:szCs w:val="20"/>
+          <w14:ligatures w14:val="none"/>
+        </w:rPr>
+        <w:t>Description:</w:t>
+      </w:r>
+      <w:r>
+        <w:rPr>
+          <w:rFonts w:ascii="Times New Roman" w:eastAsia="Times New Roman" w:hAnsi="Times New Roman" w:cs="Times New Roman"/>
+          <w:kern w:val="0"/>
+          <w:sz w:val="20"/>
+          <w:szCs w:val="20"/>
+          <w14:ligatures w14:val="none"/>
+        </w:rPr>
+        <w:t xml:space="preserve"> Helps prepare for client meetings using internal company data</w:t>
+      </w:r>
+    </w:p>
+    <w:p>
+      <w:pPr>
+        <w:spacing w:after="0" w:line="240" w:lineRule="auto"/>
+        <w:rPr>
+          <w:rFonts w:ascii="Times New Roman" w:eastAsia="Times New Roman" w:hAnsi="Times New Roman" w:cs="Times New Roman"/>
+          <w:kern w:val="0"/>
+          <w:sz w:val="20"/>
+          <w:szCs w:val="20"/>
+          <w14:ligatures w14:val="none"/>
+        </w:rPr>
+      </w:pPr>
+      <w:r>
+        <w:rPr>
+          <w:rFonts w:ascii="Times New Roman" w:eastAsia="Times New Roman" w:hAnsi="Times New Roman" w:cs="Times New Roman"/>
+          <w:noProof/>
+          <w:kern w:val="0"/>
+          <w:sz w:val="20"/>
+          <w:szCs w:val="20"/>
+        </w:rPr>
+        <w:pict w14:anchorId="5234E72A">
+          <v:rect id="_x0000_i1025" alt="" style="width:468pt;height:.05pt;mso-width-percent:0;mso-height-percent:0;mso-width-percent:0;mso-height-percent:0" o:hralign="center" o:hrstd="t" o:hr="t" fillcolor="#a0a0a0" stroked="f"/>
+        </w:pict>
+      </w:r>
+    </w:p>
+    <w:p>
+      <w:pPr>
+        <w:spacing w:before="100" w:beforeAutospacing="1" w:after="100" w:afterAutospacing="1" w:line="240" w:lineRule="auto"/>
+        <w:outlineLvl w:val="1"/>
+        <w:rPr>
+          <w:rFonts w:ascii="Times New Roman" w:eastAsia="Times New Roman" w:hAnsi="Times New Roman" w:cs="Times New Roman"/>
+          <w:b/>
+          <w:bCs/>
+          <w:kern w:val="0"/>
+          <w:sz w:val="20"/>
+          <w:szCs w:val="20"/>
+          <w14:ligatures w14:val="none"/>
+        </w:rPr>
+      </w:pPr>
+      <w:r>
+        <w:rPr>
+          <w:rFonts w:ascii="Times New Roman" w:eastAsia="Times New Roman" w:hAnsi="Times New Roman" w:cs="Times New Roman"/>
+          <w:b/>
+          <w:bCs/>
+          <w:kern w:val="0"/>
+          <w:sz w:val="20"/>
+          <w:szCs w:val="20"/>
+          <w14:ligatures w14:val="none"/>
+        </w:rPr>
+        <w:t xml:space="preserve">Step 3: Add Instructions </w:t>
+      </w:r>
+    </w:p>
+    <w:p>
+      <w:pPr>
+        <w:spacing w:before="100" w:beforeAutospacing="1" w:after="100" w:afterAutospacing="1" w:line="240" w:lineRule="auto"/>
+        <w:rPr>
+          <w:rFonts w:ascii="Times New Roman" w:eastAsia="Times New Roman" w:hAnsi="Times New Roman" w:cs="Times New Roman"/>
+          <w:kern w:val="0"/>
+          <w:sz w:val="20"/>
+          <w:szCs w:val="20"/>
+          <w14:ligatures w14:val="none"/>
+        </w:rPr>
+      </w:pPr>
+      <w:r>
+        <w:rPr>
+          <w:rFonts w:ascii="Times New Roman" w:eastAsia="Times New Roman" w:hAnsi="Times New Roman" w:cs="Times New Roman"/>
+          <w:kern w:val="0"/>
+          <w:sz w:val="20"/>
+          <w:szCs w:val="20"/>
+          <w14:ligatures w14:val="none"/>
+        </w:rPr>
+        <w:t>This is where your agent becomes powerful.</w:t>
+      </w:r>
+    </w:p>
+    <w:p>
+      <w:pPr>
+        <w:spacing w:before="100" w:beforeAutospacing="1" w:after="100" w:afterAutospacing="1" w:line="240" w:lineRule="auto"/>
+        <w:rPr>
+          <w:rFonts w:ascii="Times New Roman" w:eastAsia="Times New Roman" w:hAnsi="Times New Roman" w:cs="Times New Roman"/>
+          <w:kern w:val="0"/>
+          <w:sz w:val="20"/>
+          <w:szCs w:val="20"/>
+          <w14:ligatures w14:val="none"/>
+        </w:rPr>
+      </w:pPr>
+      <w:r>
+        <w:rPr>
+          <w:rFonts w:ascii="Times New Roman" w:eastAsia="Times New Roman" w:hAnsi="Times New Roman" w:cs="Times New Roman"/>
+          <w:kern w:val="0"/>
+          <w:sz w:val="20"/>
+          <w:szCs w:val="20"/>
+          <w14:ligatures w14:val="none"/>
+        </w:rPr>
+        <w:t>You are a financial assistant helping relationship managers prepare for client meetings.</w:t>
+      </w:r>
+    </w:p>
+    <w:p>
+      <w:pPr>
+        <w:spacing w:before="100" w:beforeAutospacing="1" w:after="100" w:afterAutospacing="1" w:line="240" w:lineRule="auto"/>
+        <w:rPr>
+          <w:rFonts w:ascii="Times New Roman" w:eastAsia="Times New Roman" w:hAnsi="Times New Roman" w:cs="Times New Roman"/>
+          <w:kern w:val="0"/>
+          <w:sz w:val="20"/>
+          <w:szCs w:val="20"/>
+          <w14:ligatures w14:val="none"/>
+        </w:rPr>
+      </w:pPr>
+      <w:r>
+        <w:rPr>
+          <w:rFonts w:ascii="Times New Roman" w:eastAsia="Times New Roman" w:hAnsi="Times New Roman" w:cs="Times New Roman"/>
+          <w:kern w:val="0"/>
+          <w:sz w:val="20"/>
+          <w:szCs w:val="20"/>
+          <w14:ligatures w14:val="none"/>
+        </w:rPr>
+        <w:t>Always:</w:t>
+      </w:r>
+    </w:p>
+    <w:p>
+      <w:pPr>
+        <w:spacing w:before="100" w:beforeAutospacing="1" w:after="100" w:afterAutospacing="1" w:line="240" w:lineRule="auto"/>
+        <w:rPr>
+          <w:rFonts w:ascii="Times New Roman" w:eastAsia="Times New Roman" w:hAnsi="Times New Roman" w:cs="Times New Roman"/>
+          <w:kern w:val="0"/>
+          <w:sz w:val="20"/>
+          <w:szCs w:val="20"/>
+          <w14:ligatures w14:val="none"/>
+        </w:rPr>
+      </w:pPr>
+      <w:r>
+        <w:rPr>
+          <w:rFonts w:ascii="Times New Roman" w:eastAsia="Times New Roman" w:hAnsi="Times New Roman" w:cs="Times New Roman"/>
+          <w:kern w:val="0"/>
+          <w:sz w:val="20"/>
+          <w:szCs w:val="20"/>
+          <w14:ligatures w14:val="none"/>
+        </w:rPr>
+        <w:t>- Use internal company data (emails, documents, files)</w:t>
+      </w:r>
+    </w:p>
+    <w:p>
+      <w:pPr>
+        <w:spacing w:before="100" w:beforeAutospacing="1" w:after="100" w:afterAutospacing="1" w:line="240" w:lineRule="auto"/>
+        <w:rPr>
+          <w:rFonts w:ascii="Times New Roman" w:eastAsia="Times New Roman" w:hAnsi="Times New Roman" w:cs="Times New Roman"/>
+          <w:kern w:val="0"/>
+          <w:sz w:val="20"/>
+          <w:szCs w:val="20"/>
+          <w14:ligatures w14:val="none"/>
+        </w:rPr>
+      </w:pPr>
+      <w:r>
+        <w:rPr>
+          <w:rFonts w:ascii="Times New Roman" w:eastAsia="Times New Roman" w:hAnsi="Times New Roman" w:cs="Times New Roman"/>
+          <w:kern w:val="0"/>
+          <w:sz w:val="20"/>
+          <w:szCs w:val="20"/>
+          <w14:ligatures w14:val="none"/>
+        </w:rPr>
+        <w:t>- Summarize in structured format</w:t>
+      </w:r>
+    </w:p>
+    <w:p>
+      <w:pPr>
+        <w:spacing w:before="100" w:beforeAutospacing="1" w:after="100" w:afterAutospacing="1" w:line="240" w:lineRule="auto"/>
+        <w:rPr>
+          <w:rFonts w:ascii="Times New Roman" w:eastAsia="Times New Roman" w:hAnsi="Times New Roman" w:cs="Times New Roman"/>
+          <w:kern w:val="0"/>
+          <w:sz w:val="20"/>
+          <w:szCs w:val="20"/>
+          <w14:ligatures w14:val="none"/>
+        </w:rPr>
+      </w:pPr>
+      <w:r>
+        <w:rPr>
+          <w:rFonts w:ascii="Times New Roman" w:eastAsia="Times New Roman" w:hAnsi="Times New Roman" w:cs="Times New Roman"/>
+          <w:kern w:val="0"/>
+          <w:sz w:val="20"/>
+          <w:szCs w:val="20"/>
+          <w14:ligatures w14:val="none"/>
+        </w:rPr>
+        <w:t>- Highlight risks, opportunities, and recent activity</w:t>
+      </w:r>
+    </w:p>
+    <w:p>
+      <w:pPr>
+        <w:spacing w:before="100" w:beforeAutospacing="1" w:after="100" w:afterAutospacing="1" w:line="240" w:lineRule="auto"/>
+        <w:rPr>
+          <w:rFonts w:ascii="Times New Roman" w:eastAsia="Times New Roman" w:hAnsi="Times New Roman" w:cs="Times New Roman"/>
+          <w:kern w:val="0"/>
+          <w:sz w:val="20"/>
+          <w:szCs w:val="20"/>
+          <w14:ligatures w14:val="none"/>
+        </w:rPr>
+      </w:pPr>
+      <w:r>
+        <w:rPr>
+          <w:rFonts w:ascii="Times New Roman" w:eastAsia="Times New Roman" w:hAnsi="Times New Roman" w:cs="Times New Roman"/>
+          <w:kern w:val="0"/>
+          <w:sz w:val="20"/>
+          <w:szCs w:val="20"/>
+          <w14:ligatures w14:val="none"/>
+        </w:rPr>
+        <w:lastRenderedPageBreak/>
+        <w:t>- Keep responses concise and professional</w:t>
+      </w:r>
+    </w:p>
+    <w:p>
+      <w:pPr>
+        <w:spacing w:before="100" w:beforeAutospacing="1" w:after="100" w:afterAutospacing="1" w:line="240" w:lineRule="auto"/>
+        <w:rPr>
+          <w:rFonts w:ascii="Times New Roman" w:eastAsia="Times New Roman" w:hAnsi="Times New Roman" w:cs="Times New Roman"/>
+          <w:kern w:val="0"/>
+          <w:sz w:val="20"/>
+          <w:szCs w:val="20"/>
+          <w14:ligatures w14:val="none"/>
+        </w:rPr>
+      </w:pPr>
+      <w:r>
+        <w:rPr>
+          <w:rFonts w:ascii="Times New Roman" w:eastAsia="Times New Roman" w:hAnsi="Times New Roman" w:cs="Times New Roman"/>
+          <w:kern w:val="0"/>
+          <w:sz w:val="20"/>
+          <w:szCs w:val="20"/>
+          <w14:ligatures w14:val="none"/>
+        </w:rPr>
+        <w:t>Output format:</w:t>
+      </w:r>
+    </w:p>
+    <w:p>
+      <w:pPr>
+        <w:spacing w:before="100" w:beforeAutospacing="1" w:after="100" w:afterAutospacing="1" w:line="240" w:lineRule="auto"/>
+        <w:rPr>
+          <w:rFonts w:ascii="Times New Roman" w:eastAsia="Times New Roman" w:hAnsi="Times New Roman" w:cs="Times New Roman"/>
+          <w:kern w:val="0"/>
+          <w:sz w:val="20"/>
+          <w:szCs w:val="20"/>
+          <w14:ligatures w14:val="none"/>
+        </w:rPr>
+      </w:pPr>
+      <w:r>
+        <w:rPr>
+          <w:rFonts w:ascii="Times New Roman" w:eastAsia="Times New Roman" w:hAnsi="Times New Roman" w:cs="Times New Roman"/>
+          <w:kern w:val="0"/>
+          <w:sz w:val="20"/>
+          <w:szCs w:val="20"/>
+          <w14:ligatures w14:val="none"/>
+        </w:rPr>
+        <w:t>1. Client Summary</w:t>
+      </w:r>
+    </w:p>
+    <w:p>
+      <w:pPr>
+        <w:spacing w:before="100" w:beforeAutospacing="1" w:after="100" w:afterAutospacing="1" w:line="240" w:lineRule="auto"/>
+        <w:rPr>
+          <w:rFonts w:ascii="Times New Roman" w:eastAsia="Times New Roman" w:hAnsi="Times New Roman" w:cs="Times New Roman"/>
+          <w:kern w:val="0"/>
+          <w:sz w:val="20"/>
+          <w:szCs w:val="20"/>
+          <w14:ligatures w14:val="none"/>
+        </w:rPr>
+      </w:pPr>
+      <w:r>
+        <w:rPr>
+          <w:rFonts w:ascii="Times New Roman" w:eastAsia="Times New Roman" w:hAnsi="Times New Roman" w:cs="Times New Roman"/>
+          <w:kern w:val="0"/>
+          <w:sz w:val="20"/>
+          <w:szCs w:val="20"/>
+          <w14:ligatures w14:val="none"/>
+        </w:rPr>
+        <w:t>2. Recent Interactions</w:t>
+      </w:r>
+    </w:p>
+    <w:p>
+      <w:pPr>
+        <w:spacing w:before="100" w:beforeAutospacing="1" w:after="100" w:afterAutospacing="1" w:line="240" w:lineRule="auto"/>
+        <w:rPr>
+          <w:rFonts w:ascii="Times New Roman" w:eastAsia="Times New Roman" w:hAnsi="Times New Roman" w:cs="Times New Roman"/>
+          <w:kern w:val="0"/>
+          <w:sz w:val="20"/>
+          <w:szCs w:val="20"/>
+          <w14:ligatures w14:val="none"/>
+        </w:rPr>
+      </w:pPr>
+      <w:r>
+        <w:rPr>
+          <w:rFonts w:ascii="Times New Roman" w:eastAsia="Times New Roman" w:hAnsi="Times New Roman" w:cs="Times New Roman"/>
+          <w:kern w:val="0"/>
+          <w:sz w:val="20"/>
+          <w:szCs w:val="20"/>
+          <w14:ligatures w14:val="none"/>
+        </w:rPr>
+        <w:t>3. Portfolio Insights</w:t>
+      </w:r>
+    </w:p>
+    <w:p>
+      <w:pPr>
+        <w:spacing w:before="100" w:beforeAutospacing="1" w:after="100" w:afterAutospacing="1" w:line="240" w:lineRule="auto"/>
+        <w:rPr>
+          <w:rFonts w:ascii="Times New Roman" w:eastAsia="Times New Roman" w:hAnsi="Times New Roman" w:cs="Times New Roman"/>
+          <w:kern w:val="0"/>
+          <w:sz w:val="20"/>
+          <w:szCs w:val="20"/>
+          <w14:ligatures w14:val="none"/>
+        </w:rPr>
+      </w:pPr>
+      <w:r>
+        <w:rPr>
+          <w:rFonts w:ascii="Times New Roman" w:eastAsia="Times New Roman" w:hAnsi="Times New Roman" w:cs="Times New Roman"/>
+          <w:kern w:val="0"/>
+          <w:sz w:val="20"/>
+          <w:szCs w:val="20"/>
+          <w14:ligatures w14:val="none"/>
+        </w:rPr>
+        <w:t>4. Risks / Opportunities</w:t>
+      </w:r>
+    </w:p>
+    <w:p>
+      <w:pPr>
+        <w:spacing w:before="100" w:beforeAutospacing="1" w:after="100" w:afterAutospacing="1" w:line="240" w:lineRule="auto"/>
+        <w:rPr>
+          <w:rFonts w:ascii="Times New Roman" w:eastAsia="Times New Roman" w:hAnsi="Times New Roman" w:cs="Times New Roman"/>
+          <w:kern w:val="0"/>
+          <w:sz w:val="20"/>
+          <w:szCs w:val="20"/>
+          <w14:ligatures w14:val="none"/>
+        </w:rPr>
+      </w:pPr>
+      <w:r>
+        <w:rPr>
+          <w:rFonts w:ascii="Times New Roman" w:eastAsia="Times New Roman" w:hAnsi="Times New Roman" w:cs="Times New Roman"/>
+          <w:kern w:val="0"/>
+          <w:sz w:val="20"/>
+          <w:szCs w:val="20"/>
+          <w14:ligatures w14:val="none"/>
+        </w:rPr>
+        <w:t>5. Suggested Talking Points</w:t>
+      </w:r>
+    </w:p>
+    <w:p>
+      <w:pPr>
+        <w:spacing w:before="100" w:beforeAutospacing="1" w:after="100" w:afterAutospacing="1" w:line="240" w:lineRule="auto"/>
+        <w:outlineLvl w:val="1"/>
+        <w:rPr>
+          <w:rFonts w:ascii="Times New Roman" w:eastAsia="Times New Roman" w:hAnsi="Times New Roman" w:cs="Times New Roman"/>
+          <w:b/>
+          <w:bCs/>
+          <w:kern w:val="0"/>
+          <w:sz w:val="20"/>
+          <w:szCs w:val="20"/>
+          <w14:ligatures w14:val="none"/>
+        </w:rPr>
+      </w:pPr>
+      <w:r>
+        <w:rPr>
+          <w:rFonts w:ascii="Times New Roman" w:eastAsia="Times New Roman" w:hAnsi="Times New Roman" w:cs="Times New Roman"/>
+          <w:b/>
+          <w:bCs/>
+          <w:kern w:val="0"/>
+          <w:sz w:val="20"/>
+          <w:szCs w:val="20"/>
+          <w14:ligatures w14:val="none"/>
+        </w:rPr>
+        <w:t>Add Starter Prompts</w:t>
+      </w:r>
+    </w:p>
+    <w:p>
+      <w:pPr>
+        <w:numPr>
+          <w:ilvl w:val="0"/>
+          <w:numId w:val="3"/>
+        </w:numPr>
+        <w:spacing w:before="100" w:beforeAutospacing="1" w:after="100" w:afterAutospacing="1" w:line="240" w:lineRule="auto"/>
+        <w:rPr>
+          <w:rFonts w:ascii="Times New Roman" w:eastAsia="Times New Roman" w:hAnsi="Times New Roman" w:cs="Times New Roman"/>
+          <w:kern w:val="0"/>
+          <w:sz w:val="20"/>
+          <w:szCs w:val="20"/>
+          <w14:ligatures w14:val="none"/>
+        </w:rPr>
+      </w:pPr>
+      <w:r>
+        <w:rPr>
+          <w:rFonts w:ascii="Times New Roman" w:eastAsia="Times New Roman" w:hAnsi="Times New Roman" w:cs="Times New Roman"/>
+          <w:kern w:val="0"/>
+          <w:sz w:val="20"/>
+          <w:szCs w:val="20"/>
+          <w14:ligatures w14:val="none"/>
+        </w:rPr>
+        <w:t>“Prepare client meeting summary”</w:t>
+      </w:r>
+    </w:p>
+    <w:p>
+      <w:pPr>
+        <w:numPr>
+          <w:ilvl w:val="0"/>
+          <w:numId w:val="3"/>
+        </w:numPr>
+        <w:spacing w:before="100" w:beforeAutospacing="1" w:after="100" w:afterAutospacing="1" w:line="240" w:lineRule="auto"/>
+        <w:rPr>
+          <w:rFonts w:ascii="Times New Roman" w:eastAsia="Times New Roman" w:hAnsi="Times New Roman" w:cs="Times New Roman"/>
+          <w:kern w:val="0"/>
+          <w:sz w:val="20"/>
+          <w:szCs w:val="20"/>
+          <w14:ligatures w14:val="none"/>
+        </w:rPr>
+      </w:pPr>
+      <w:r>
+        <w:rPr>
+          <w:rFonts w:ascii="Times New Roman" w:eastAsia="Times New Roman" w:hAnsi="Times New Roman" w:cs="Times New Roman"/>
+          <w:kern w:val="0"/>
+          <w:sz w:val="20"/>
+          <w:szCs w:val="20"/>
+          <w14:ligatures w14:val="none"/>
+        </w:rPr>
+        <w:t>“Summarize last 3 interactions”</w:t>
+      </w:r>
+    </w:p>
+    <w:p>
+      <w:pPr>
+        <w:numPr>
+          <w:ilvl w:val="0"/>
+          <w:numId w:val="3"/>
+        </w:numPr>
+        <w:spacing w:before="100" w:beforeAutospacing="1" w:after="100" w:afterAutospacing="1" w:line="240" w:lineRule="auto"/>
+        <w:rPr>
+          <w:rFonts w:ascii="Times New Roman" w:eastAsia="Times New Roman" w:hAnsi="Times New Roman" w:cs="Times New Roman"/>
+          <w:kern w:val="0"/>
+          <w:sz w:val="20"/>
+          <w:szCs w:val="20"/>
+          <w14:ligatures w14:val="none"/>
+        </w:rPr>
+      </w:pPr>
+      <w:r>
+        <w:rPr>
+          <w:rFonts w:ascii="Times New Roman" w:eastAsia="Times New Roman" w:hAnsi="Times New Roman" w:cs="Times New Roman"/>
+          <w:kern w:val="0"/>
+          <w:sz w:val="20"/>
+          <w:szCs w:val="20"/>
+          <w14:ligatures w14:val="none"/>
+        </w:rPr>
+        <w:t>“List key risks for this client”</w:t>
+      </w:r>
+    </w:p>
+    <w:p/>
+    <w:p>
+      <w:pPr>
+        <w:rPr>
+          <w:b/>
+          <w:bCs/>
+          <w:sz w:val="20"/>
+          <w:szCs w:val="20"/>
+        </w:rPr>
+      </w:pPr>
+      <w:r>
+        <w:rPr>
+          <w:b/>
+          <w:bCs/>
+          <w:sz w:val="20"/>
+          <w:szCs w:val="20"/>
+        </w:rPr>
+        <w:t>Researcher Analyst Agent</w:t>
+      </w:r>
+    </w:p>
+    <w:p>
+      <w:pPr>
+        <w:rPr>
+          <w:sz w:val="20"/>
+          <w:szCs w:val="20"/>
+        </w:rPr>
+      </w:pPr>
+      <w:r>
+        <w:rPr>
+          <w:sz w:val="20"/>
+          <w:szCs w:val="20"/>
+        </w:rPr>
+        <w:t>You are a research analyst helping users understand topics using internal company data.</w:t>
+      </w:r>
+    </w:p>
+    <w:p>
+      <w:pPr>
+        <w:rPr>
+          <w:sz w:val="20"/>
+          <w:szCs w:val="20"/>
+        </w:rPr>
+      </w:pPr>
+      <w:r>
+        <w:rPr>
+          <w:sz w:val="20"/>
+          <w:szCs w:val="20"/>
+        </w:rPr>
+        <w:t>Your responsibilities:</w:t>
+      </w:r>
+    </w:p>
+    <w:p>
+      <w:pPr>
+        <w:rPr>
+          <w:sz w:val="20"/>
+          <w:szCs w:val="20"/>
+        </w:rPr>
+      </w:pPr>
+      <w:r>
+        <w:rPr>
+          <w:sz w:val="20"/>
+          <w:szCs w:val="20"/>
+        </w:rPr>
+        <w:t>- Analyze documents, emails, and files</w:t>
+      </w:r>
+    </w:p>
+    <w:p>
+      <w:pPr>
+        <w:rPr>
+          <w:sz w:val="20"/>
+          <w:szCs w:val="20"/>
+        </w:rPr>
+      </w:pPr>
+      <w:r>
+        <w:rPr>
+          <w:sz w:val="20"/>
+          <w:szCs w:val="20"/>
+        </w:rPr>
+        <w:t>- Summarize key insights clearly</w:t>
+      </w:r>
+    </w:p>
+    <w:p>
+      <w:pPr>
+        <w:rPr>
+          <w:sz w:val="20"/>
+          <w:szCs w:val="20"/>
+        </w:rPr>
+      </w:pPr>
+      <w:r>
+        <w:rPr>
+          <w:sz w:val="20"/>
+          <w:szCs w:val="20"/>
+        </w:rPr>
+        <w:t>- Identify trends, risks, and opportunities</w:t>
+      </w:r>
+    </w:p>
+    <w:p>
+      <w:pPr>
+        <w:rPr>
+          <w:sz w:val="20"/>
+          <w:szCs w:val="20"/>
+        </w:rPr>
+      </w:pPr>
+      <w:r>
+        <w:rPr>
+          <w:sz w:val="20"/>
+          <w:szCs w:val="20"/>
+        </w:rPr>
+        <w:t>- Provide structured outputs</w:t>
+      </w:r>
+    </w:p>
+    <w:p>
+      <w:pPr>
+        <w:rPr>
+          <w:sz w:val="20"/>
+          <w:szCs w:val="20"/>
+        </w:rPr>
+      </w:pPr>
+      <w:r>
+        <w:rPr>
+          <w:sz w:val="20"/>
+          <w:szCs w:val="20"/>
+        </w:rPr>
+        <w:t>Always:</w:t>
+      </w:r>
+    </w:p>
+    <w:p>
+      <w:pPr>
+        <w:rPr>
+          <w:sz w:val="20"/>
+          <w:szCs w:val="20"/>
+        </w:rPr>
+      </w:pPr>
+      <w:r>
+        <w:rPr>
+          <w:sz w:val="20"/>
+          <w:szCs w:val="20"/>
+        </w:rPr>
+        <w:t>- Use internal data when available</w:t>
+      </w:r>
+    </w:p>
+    <w:p>
+      <w:pPr>
+        <w:rPr>
+          <w:sz w:val="20"/>
+          <w:szCs w:val="20"/>
+        </w:rPr>
+      </w:pPr>
+      <w:r>
+        <w:rPr>
+          <w:sz w:val="20"/>
+          <w:szCs w:val="20"/>
+        </w:rPr>
+        <w:t>- Be concise and professional</w:t>
+      </w:r>
+    </w:p>
+    <w:p>
+      <w:pPr>
+        <w:rPr>
+          <w:sz w:val="20"/>
+          <w:szCs w:val="20"/>
+        </w:rPr>
+      </w:pPr>
+      <w:r>
+        <w:rPr>
+          <w:sz w:val="20"/>
+          <w:szCs w:val="20"/>
+        </w:rPr>
+        <w:t>- Avoid assumptions if data is missing</w:t>
+      </w:r>
+    </w:p>
+    <w:p>
+      <w:pPr>
+        <w:rPr>
+          <w:sz w:val="20"/>
+          <w:szCs w:val="20"/>
+        </w:rPr>
+      </w:pPr>
+      <w:r>
+        <w:rPr>
+          <w:sz w:val="20"/>
+          <w:szCs w:val="20"/>
+        </w:rPr>
+        <w:t>Output format:</w:t>
+      </w:r>
+    </w:p>
+    <w:p>
+      <w:pPr>
+        <w:rPr>
+          <w:sz w:val="20"/>
+          <w:szCs w:val="20"/>
+        </w:rPr>
+      </w:pPr>
+      <w:r>
+        <w:rPr>
+          <w:sz w:val="20"/>
+          <w:szCs w:val="20"/>
+        </w:rPr>
+        <w:t>1. Summary</w:t>
+      </w:r>
+    </w:p>
+    <w:p>
+      <w:pPr>
+        <w:rPr>
+          <w:sz w:val="20"/>
+          <w:szCs w:val="20"/>
+        </w:rPr>
+      </w:pPr>
+      <w:r>
+        <w:rPr>
+          <w:sz w:val="20"/>
+          <w:szCs w:val="20"/>
+        </w:rPr>
+        <w:t>2. Key Insights</w:t>
+      </w:r>
+    </w:p>
+    <w:p>
+      <w:pPr>
+        <w:rPr>
+          <w:sz w:val="20"/>
+          <w:szCs w:val="20"/>
+        </w:rPr>
+      </w:pPr>
+      <w:r>
+        <w:rPr>
+          <w:sz w:val="20"/>
+          <w:szCs w:val="20"/>
+        </w:rPr>
+        <w:t>3. Risks / Gaps</w:t>
+      </w:r>
+    </w:p>
+    <w:p>
+      <w:pPr>
+        <w:rPr>
+          <w:sz w:val="20"/>
+          <w:szCs w:val="20"/>
+        </w:rPr>
+      </w:pPr>
+      <w:r>
+        <w:rPr>
+          <w:sz w:val="20"/>
+          <w:szCs w:val="20"/>
+        </w:rPr>
+        <w:t>4. Recommendations</w:t>
+      </w:r>
+    </w:p>
+    <w:p>
+      <w:pPr>
+        <w:spacing w:before="100" w:beforeAutospacing="1" w:after="100" w:afterAutospacing="1" w:line="240" w:lineRule="auto"/>
+        <w:outlineLvl w:val="1"/>
+        <w:rPr>
+          <w:rFonts w:ascii="Times New Roman" w:eastAsia="Times New Roman" w:hAnsi="Times New Roman" w:cs="Times New Roman"/>
+          <w:b/>
+          <w:bCs/>
+          <w:kern w:val="0"/>
+          <w:sz w:val="20"/>
+          <w:szCs w:val="20"/>
+          <w14:ligatures w14:val="none"/>
+        </w:rPr>
+      </w:pPr>
+      <w:r>
+        <w:rPr>
+          <w:rFonts w:ascii="Times New Roman" w:eastAsia="Times New Roman" w:hAnsi="Times New Roman" w:cs="Times New Roman"/>
+          <w:b/>
+          <w:bCs/>
+          <w:kern w:val="0"/>
+          <w:sz w:val="20"/>
+          <w:szCs w:val="20"/>
+          <w14:ligatures w14:val="none"/>
+        </w:rPr>
+        <w:lastRenderedPageBreak/>
+        <w:t>Add Starter Prompts</w:t>
+      </w:r>
+    </w:p>
+    <w:p>
+      <w:pPr>
+        <w:numPr>
+          <w:ilvl w:val="0"/>
+          <w:numId w:val="4"/>
+        </w:numPr>
+        <w:spacing w:before="100" w:beforeAutospacing="1" w:after="100" w:afterAutospacing="1" w:line="240" w:lineRule="auto"/>
+        <w:rPr>
+          <w:rFonts w:ascii="Times New Roman" w:eastAsia="Times New Roman" w:hAnsi="Times New Roman" w:cs="Times New Roman"/>
+          <w:kern w:val="0"/>
+          <w:sz w:val="20"/>
+          <w:szCs w:val="20"/>
+          <w14:ligatures w14:val="none"/>
+        </w:rPr>
+      </w:pPr>
+      <w:r>
+        <w:rPr>
+          <w:rFonts w:ascii="Times New Roman" w:eastAsia="Times New Roman" w:hAnsi="Times New Roman" w:cs="Times New Roman"/>
+          <w:kern w:val="0"/>
+          <w:sz w:val="20"/>
+          <w:szCs w:val="20"/>
+          <w14:ligatures w14:val="none"/>
+        </w:rPr>
+        <w:t>“Analyze this document and give insights”</w:t>
+      </w:r>
+    </w:p>
+    <w:p>
+      <w:pPr>
+        <w:numPr>
+          <w:ilvl w:val="0"/>
+          <w:numId w:val="4"/>
+        </w:numPr>
+        <w:spacing w:before="100" w:beforeAutospacing="1" w:after="100" w:afterAutospacing="1" w:line="240" w:lineRule="auto"/>
+        <w:rPr>
+          <w:rFonts w:ascii="Times New Roman" w:eastAsia="Times New Roman" w:hAnsi="Times New Roman" w:cs="Times New Roman"/>
+          <w:kern w:val="0"/>
+          <w:sz w:val="20"/>
+          <w:szCs w:val="20"/>
+          <w14:ligatures w14:val="none"/>
+        </w:rPr>
+      </w:pPr>
+      <w:r>
+        <w:rPr>
+          <w:rFonts w:ascii="Times New Roman" w:eastAsia="Times New Roman" w:hAnsi="Times New Roman" w:cs="Times New Roman"/>
+          <w:kern w:val="0"/>
+          <w:sz w:val="20"/>
+          <w:szCs w:val="20"/>
+          <w14:ligatures w14:val="none"/>
+        </w:rPr>
+        <w:t>“Summarize key trends from recent reports”</w:t>
+      </w:r>
+    </w:p>
+    <w:p>
+      <w:pPr>
+        <w:numPr>
+          <w:ilvl w:val="0"/>
+          <w:numId w:val="4"/>
+        </w:numPr>
+        <w:spacing w:before="100" w:beforeAutospacing="1" w:after="100" w:afterAutospacing="1" w:line="240" w:lineRule="auto"/>
+        <w:rPr>
+          <w:rFonts w:ascii="Times New Roman" w:eastAsia="Times New Roman" w:hAnsi="Times New Roman" w:cs="Times New Roman"/>
+          <w:kern w:val="0"/>
+          <w:sz w:val="20"/>
+          <w:szCs w:val="20"/>
+          <w14:ligatures w14:val="none"/>
+        </w:rPr>
+      </w:pPr>
+      <w:r>
+        <w:rPr>
+          <w:rFonts w:ascii="Times New Roman" w:eastAsia="Times New Roman" w:hAnsi="Times New Roman" w:cs="Times New Roman"/>
+          <w:kern w:val="0"/>
+          <w:sz w:val="20"/>
+          <w:szCs w:val="20"/>
+          <w14:ligatures w14:val="none"/>
+        </w:rPr>
+        <w:t>“What are risks in this data?”</w:t>
+      </w:r>
+    </w:p>
+    <w:p/>
+    <w:p>
+      <w:r>
+        <w:rPr>
+          <w:b/>
+          <w:bCs/>
+        </w:rPr>
+        <w:t>Power Automate</w:t>
+      </w:r>
+      <w:r>
+        <w:t xml:space="preserve">: </w:t>
+      </w:r>
+      <w:hyperlink r:id="rId21" w:history="1">
+        <w:r>
+          <w:rPr>
+            <w:rStyle w:val="Hyperlink"/>
+          </w:rPr>
+          <w:t>https://learn.microsoft.com/en-us/credentials/applied-skills/create-and-manage-automated-processes-with-power-automate/</w:t>
+        </w:r>
+      </w:hyperlink>
+    </w:p>
+    <w:p>
+      <w:r>
+        <w:rPr>
+          <w:b/>
+          <w:bCs/>
+        </w:rPr>
+        <w:t>Copilot Studio (Agents):</w:t>
+      </w:r>
+      <w:r>
+        <w:t xml:space="preserve"> </w:t>
+      </w:r>
+      <w:hyperlink r:id="rId22" w:history="1">
+        <w:r>
+          <w:rPr>
+            <w:rStyle w:val="Hyperlink"/>
+          </w:rPr>
+          <w:t>https://learn.microsoft.com/en-us/training/paths/create-extend-custom-copilots-microsoft-copilot-studio/</w:t>
         </w:r>
       </w:hyperlink>
     </w:p>
@@ -350,6 +1608,619 @@
     </w:sectPr>
   </w:body>
 </w:document>
+</file>
+
+<file path=word/numbering.xml><?xml version="1.0" encoding="utf-8"?>
+<w:numbering xmlns:wpc="http://schemas.microsoft.com/office/word/2010/wordprocessingCanvas" xmlns:cx="http://schemas.microsoft.com/office/drawing/2014/chartex" xmlns:cx1="http://schemas.microsoft.com/office/drawing/2015/9/8/chartex" xmlns:cx2="http://schemas.microsoft.com/office/drawing/2015/10/21/chartex" xmlns:cx3="http://schemas.microsoft.com/office/drawing/2016/5/9/chartex" xmlns:cx4="http://schemas.microsoft.com/office/drawing/2016/5/10/chartex" xmlns:cx5="http://schemas.microsoft.com/office/drawing/2016/5/11/chartex" xmlns:cx6="http://schemas.microsoft.com/office/drawing/2016/5/12/chartex" xmlns:cx7="http://schemas.microsoft.com/office/drawing/2016/5/13/chartex" xmlns:cx8="http://schemas.microsoft.com/office/drawing/2016/5/14/chartex" xmlns:mc="http://schemas.openxmlformats.org/markup-compatibility/2006" xmlns:aink="http://schemas.microsoft.com/office/drawing/2016/ink" xmlns:am3d="http://schemas.microsoft.com/office/drawing/2017/model3d" xmlns:o="urn:schemas-microsoft-com:office:office" xmlns:oel="http://schemas.microsoft.com/office/2019/extlst" xmlns:r="http://schemas.openxmlformats.org/officeDocument/2006/relationships" xmlns:m="http://schemas.openxmlformats.org/officeDocument/2006/math" xmlns:v="urn:schemas-microsoft-com:vml" xmlns:wp14="http://schemas.microsoft.com/office/word/2010/wordprocessingDrawing" xmlns:wp="http://schemas.openxmlformats.org/drawingml/2006/wordprocessingDrawing" xmlns:w10="urn:schemas-microsoft-com:office:word" xmlns:w="http://schemas.openxmlformats.org/wordprocessingml/2006/main" xmlns:w14="http://schemas.microsoft.com/office/word/2010/wordml" xmlns:w15="http://schemas.microsoft.com/office/word/2012/wordml" xmlns:w16cex="http://schemas.microsoft.com/office/word/2018/wordml/cex" xmlns:w16cid="http://schemas.microsoft.com/office/word/2016/wordml/cid" xmlns:w16="http://schemas.microsoft.com/office/word/2018/wordml" xmlns:w16du="http://schemas.microsoft.com/office/word/2023/wordml/word16du" xmlns:w16sdtdh="http://schemas.microsoft.com/office/word/2020/wordml/sdtdatahash" xmlns:w16sdtfl="http://schemas.microsoft.com/office/word/2024/wordml/sdtformatlock" xmlns:w16se="http://schemas.microsoft.com/office/word/2015/wordml/symex" xmlns:wpg="http://schemas.microsoft.com/office/word/2010/wordprocessingGroup" xmlns:wpi="http://schemas.microsoft.com/office/word/2010/wordprocessingInk" xmlns:wne="http://schemas.microsoft.com/office/word/2006/wordml" xmlns:wps="http://schemas.microsoft.com/office/word/2010/wordprocessingShape" mc:Ignorable="w14 w15 w16se w16cid w16 w16cex w16sdtdh w16sdtfl w16du wp14">
+  <w:abstractNum w:abstractNumId="0" w15:restartNumberingAfterBreak="0">
+    <w:nsid w:val="1BD271EE"/>
+    <w:multiLevelType w:val="multilevel"/>
+    <w:tmpl w:val="1804A0C4"/>
+    <w:lvl w:ilvl="0">
+      <w:start w:val="1"/>
+      <w:numFmt w:val="bullet"/>
+      <w:lvlText w:val=""/>
+      <w:lvlJc w:val="left"/>
+      <w:pPr>
+        <w:tabs>
+          <w:tab w:val="num" w:pos="720"/>
+        </w:tabs>
+        <w:ind w:left="720" w:hanging="360"/>
+      </w:pPr>
+      <w:rPr>
+        <w:rFonts w:ascii="Symbol" w:hAnsi="Symbol" w:hint="default"/>
+        <w:sz w:val="20"/>
+      </w:rPr>
+    </w:lvl>
+    <w:lvl w:ilvl="1" w:tentative="1">
+      <w:start w:val="1"/>
+      <w:numFmt w:val="bullet"/>
+      <w:lvlText w:val="o"/>
+      <w:lvlJc w:val="left"/>
+      <w:pPr>
+        <w:tabs>
+          <w:tab w:val="num" w:pos="1440"/>
+        </w:tabs>
+        <w:ind w:left="1440" w:hanging="360"/>
+      </w:pPr>
+      <w:rPr>
+        <w:rFonts w:ascii="Courier New" w:hAnsi="Courier New" w:hint="default"/>
+        <w:sz w:val="20"/>
+      </w:rPr>
+    </w:lvl>
+    <w:lvl w:ilvl="2" w:tentative="1">
+      <w:start w:val="1"/>
+      <w:numFmt w:val="bullet"/>
+      <w:lvlText w:val=""/>
+      <w:lvlJc w:val="left"/>
+      <w:pPr>
+        <w:tabs>
+          <w:tab w:val="num" w:pos="2160"/>
+        </w:tabs>
+        <w:ind w:left="2160" w:hanging="360"/>
+      </w:pPr>
+      <w:rPr>
+        <w:rFonts w:ascii="Wingdings" w:hAnsi="Wingdings" w:hint="default"/>
+        <w:sz w:val="20"/>
+      </w:rPr>
+    </w:lvl>
+    <w:lvl w:ilvl="3" w:tentative="1">
+      <w:start w:val="1"/>
+      <w:numFmt w:val="bullet"/>
+      <w:lvlText w:val=""/>
+      <w:lvlJc w:val="left"/>
+      <w:pPr>
+        <w:tabs>
+          <w:tab w:val="num" w:pos="2880"/>
+        </w:tabs>
+        <w:ind w:left="2880" w:hanging="360"/>
+      </w:pPr>
+      <w:rPr>
+        <w:rFonts w:ascii="Wingdings" w:hAnsi="Wingdings" w:hint="default"/>
+        <w:sz w:val="20"/>
+      </w:rPr>
+    </w:lvl>
+    <w:lvl w:ilvl="4" w:tentative="1">
+      <w:start w:val="1"/>
+      <w:numFmt w:val="bullet"/>
+      <w:lvlText w:val=""/>
+      <w:lvlJc w:val="left"/>
+      <w:pPr>
+        <w:tabs>
+          <w:tab w:val="num" w:pos="3600"/>
+        </w:tabs>
+        <w:ind w:left="3600" w:hanging="360"/>
+      </w:pPr>
+      <w:rPr>
+        <w:rFonts w:ascii="Wingdings" w:hAnsi="Wingdings" w:hint="default"/>
+        <w:sz w:val="20"/>
+      </w:rPr>
+    </w:lvl>
+    <w:lvl w:ilvl="5" w:tentative="1">
+      <w:start w:val="1"/>
+      <w:numFmt w:val="bullet"/>
+      <w:lvlText w:val=""/>
+      <w:lvlJc w:val="left"/>
+      <w:pPr>
+        <w:tabs>
+          <w:tab w:val="num" w:pos="4320"/>
+        </w:tabs>
+        <w:ind w:left="4320" w:hanging="360"/>
+      </w:pPr>
+      <w:rPr>
+        <w:rFonts w:ascii="Wingdings" w:hAnsi="Wingdings" w:hint="default"/>
+        <w:sz w:val="20"/>
+      </w:rPr>
+    </w:lvl>
+    <w:lvl w:ilvl="6" w:tentative="1">
+      <w:start w:val="1"/>
+      <w:numFmt w:val="bullet"/>
+      <w:lvlText w:val=""/>
+      <w:lvlJc w:val="left"/>
+      <w:pPr>
+        <w:tabs>
+          <w:tab w:val="num" w:pos="5040"/>
+        </w:tabs>
+        <w:ind w:left="5040" w:hanging="360"/>
+      </w:pPr>
+      <w:rPr>
+        <w:rFonts w:ascii="Wingdings" w:hAnsi="Wingdings" w:hint="default"/>
+        <w:sz w:val="20"/>
+      </w:rPr>
+    </w:lvl>
+    <w:lvl w:ilvl="7" w:tentative="1">
+      <w:start w:val="1"/>
+      <w:numFmt w:val="bullet"/>
+      <w:lvlText w:val=""/>
+      <w:lvlJc w:val="left"/>
+      <w:pPr>
+        <w:tabs>
+          <w:tab w:val="num" w:pos="5760"/>
+        </w:tabs>
+        <w:ind w:left="5760" w:hanging="360"/>
+      </w:pPr>
+      <w:rPr>
+        <w:rFonts w:ascii="Wingdings" w:hAnsi="Wingdings" w:hint="default"/>
+        <w:sz w:val="20"/>
+      </w:rPr>
+    </w:lvl>
+    <w:lvl w:ilvl="8" w:tentative="1">
+      <w:start w:val="1"/>
+      <w:numFmt w:val="bullet"/>
+      <w:lvlText w:val=""/>
+      <w:lvlJc w:val="left"/>
+      <w:pPr>
+        <w:tabs>
+          <w:tab w:val="num" w:pos="6480"/>
+        </w:tabs>
+        <w:ind w:left="6480" w:hanging="360"/>
+      </w:pPr>
+      <w:rPr>
+        <w:rFonts w:ascii="Wingdings" w:hAnsi="Wingdings" w:hint="default"/>
+        <w:sz w:val="20"/>
+      </w:rPr>
+    </w:lvl>
+  </w:abstractNum>
+  <w:abstractNum w:abstractNumId="1" w15:restartNumberingAfterBreak="0">
+    <w:nsid w:val="29C062E6"/>
+    <w:multiLevelType w:val="multilevel"/>
+    <w:tmpl w:val="D2AA5544"/>
+    <w:lvl w:ilvl="0">
+      <w:start w:val="1"/>
+      <w:numFmt w:val="bullet"/>
+      <w:lvlText w:val=""/>
+      <w:lvlJc w:val="left"/>
+      <w:pPr>
+        <w:tabs>
+          <w:tab w:val="num" w:pos="720"/>
+        </w:tabs>
+        <w:ind w:left="720" w:hanging="360"/>
+      </w:pPr>
+      <w:rPr>
+        <w:rFonts w:ascii="Symbol" w:hAnsi="Symbol" w:hint="default"/>
+        <w:sz w:val="20"/>
+      </w:rPr>
+    </w:lvl>
+    <w:lvl w:ilvl="1" w:tentative="1">
+      <w:start w:val="1"/>
+      <w:numFmt w:val="bullet"/>
+      <w:lvlText w:val="o"/>
+      <w:lvlJc w:val="left"/>
+      <w:pPr>
+        <w:tabs>
+          <w:tab w:val="num" w:pos="1440"/>
+        </w:tabs>
+        <w:ind w:left="1440" w:hanging="360"/>
+      </w:pPr>
+      <w:rPr>
+        <w:rFonts w:ascii="Courier New" w:hAnsi="Courier New" w:hint="default"/>
+        <w:sz w:val="20"/>
+      </w:rPr>
+    </w:lvl>
+    <w:lvl w:ilvl="2" w:tentative="1">
+      <w:start w:val="1"/>
+      <w:numFmt w:val="bullet"/>
+      <w:lvlText w:val=""/>
+      <w:lvlJc w:val="left"/>
+      <w:pPr>
+        <w:tabs>
+          <w:tab w:val="num" w:pos="2160"/>
+        </w:tabs>
+        <w:ind w:left="2160" w:hanging="360"/>
+      </w:pPr>
+      <w:rPr>
+        <w:rFonts w:ascii="Wingdings" w:hAnsi="Wingdings" w:hint="default"/>
+        <w:sz w:val="20"/>
+      </w:rPr>
+    </w:lvl>
+    <w:lvl w:ilvl="3" w:tentative="1">
+      <w:start w:val="1"/>
+      <w:numFmt w:val="bullet"/>
+      <w:lvlText w:val=""/>
+      <w:lvlJc w:val="left"/>
+      <w:pPr>
+        <w:tabs>
+          <w:tab w:val="num" w:pos="2880"/>
+        </w:tabs>
+        <w:ind w:left="2880" w:hanging="360"/>
+      </w:pPr>
+      <w:rPr>
+        <w:rFonts w:ascii="Wingdings" w:hAnsi="Wingdings" w:hint="default"/>
+        <w:sz w:val="20"/>
+      </w:rPr>
+    </w:lvl>
+    <w:lvl w:ilvl="4" w:tentative="1">
+      <w:start w:val="1"/>
+      <w:numFmt w:val="bullet"/>
+      <w:lvlText w:val=""/>
+      <w:lvlJc w:val="left"/>
+      <w:pPr>
+        <w:tabs>
+          <w:tab w:val="num" w:pos="3600"/>
+        </w:tabs>
+        <w:ind w:left="3600" w:hanging="360"/>
+      </w:pPr>
+      <w:rPr>
+        <w:rFonts w:ascii="Wingdings" w:hAnsi="Wingdings" w:hint="default"/>
+        <w:sz w:val="20"/>
+      </w:rPr>
+    </w:lvl>
+    <w:lvl w:ilvl="5" w:tentative="1">
+      <w:start w:val="1"/>
+      <w:numFmt w:val="bullet"/>
+      <w:lvlText w:val=""/>
+      <w:lvlJc w:val="left"/>
+      <w:pPr>
+        <w:tabs>
+          <w:tab w:val="num" w:pos="4320"/>
+        </w:tabs>
+        <w:ind w:left="4320" w:hanging="360"/>
+      </w:pPr>
+      <w:rPr>
+        <w:rFonts w:ascii="Wingdings" w:hAnsi="Wingdings" w:hint="default"/>
+        <w:sz w:val="20"/>
+      </w:rPr>
+    </w:lvl>
+    <w:lvl w:ilvl="6" w:tentative="1">
+      <w:start w:val="1"/>
+      <w:numFmt w:val="bullet"/>
+      <w:lvlText w:val=""/>
+      <w:lvlJc w:val="left"/>
+      <w:pPr>
+        <w:tabs>
+          <w:tab w:val="num" w:pos="5040"/>
+        </w:tabs>
+        <w:ind w:left="5040" w:hanging="360"/>
+      </w:pPr>
+      <w:rPr>
+        <w:rFonts w:ascii="Wingdings" w:hAnsi="Wingdings" w:hint="default"/>
+        <w:sz w:val="20"/>
+      </w:rPr>
+    </w:lvl>
+    <w:lvl w:ilvl="7" w:tentative="1">
+      <w:start w:val="1"/>
+      <w:numFmt w:val="bullet"/>
+      <w:lvlText w:val=""/>
+      <w:lvlJc w:val="left"/>
+      <w:pPr>
+        <w:tabs>
+          <w:tab w:val="num" w:pos="5760"/>
+        </w:tabs>
+        <w:ind w:left="5760" w:hanging="360"/>
+      </w:pPr>
+      <w:rPr>
+        <w:rFonts w:ascii="Wingdings" w:hAnsi="Wingdings" w:hint="default"/>
+        <w:sz w:val="20"/>
+      </w:rPr>
+    </w:lvl>
+    <w:lvl w:ilvl="8" w:tentative="1">
+      <w:start w:val="1"/>
+      <w:numFmt w:val="bullet"/>
+      <w:lvlText w:val=""/>
+      <w:lvlJc w:val="left"/>
+      <w:pPr>
+        <w:tabs>
+          <w:tab w:val="num" w:pos="6480"/>
+        </w:tabs>
+        <w:ind w:left="6480" w:hanging="360"/>
+      </w:pPr>
+      <w:rPr>
+        <w:rFonts w:ascii="Wingdings" w:hAnsi="Wingdings" w:hint="default"/>
+        <w:sz w:val="20"/>
+      </w:rPr>
+    </w:lvl>
+  </w:abstractNum>
+  <w:abstractNum w:abstractNumId="2" w15:restartNumberingAfterBreak="0">
+    <w:nsid w:val="4F1D58BE"/>
+    <w:multiLevelType w:val="multilevel"/>
+    <w:tmpl w:val="2E92E89A"/>
+    <w:lvl w:ilvl="0">
+      <w:start w:val="1"/>
+      <w:numFmt w:val="bullet"/>
+      <w:lvlText w:val=""/>
+      <w:lvlJc w:val="left"/>
+      <w:pPr>
+        <w:tabs>
+          <w:tab w:val="num" w:pos="720"/>
+        </w:tabs>
+        <w:ind w:left="720" w:hanging="360"/>
+      </w:pPr>
+      <w:rPr>
+        <w:rFonts w:ascii="Symbol" w:hAnsi="Symbol" w:hint="default"/>
+        <w:sz w:val="20"/>
+      </w:rPr>
+    </w:lvl>
+    <w:lvl w:ilvl="1" w:tentative="1">
+      <w:start w:val="1"/>
+      <w:numFmt w:val="bullet"/>
+      <w:lvlText w:val="o"/>
+      <w:lvlJc w:val="left"/>
+      <w:pPr>
+        <w:tabs>
+          <w:tab w:val="num" w:pos="1440"/>
+        </w:tabs>
+        <w:ind w:left="1440" w:hanging="360"/>
+      </w:pPr>
+      <w:rPr>
+        <w:rFonts w:ascii="Courier New" w:hAnsi="Courier New" w:hint="default"/>
+        <w:sz w:val="20"/>
+      </w:rPr>
+    </w:lvl>
+    <w:lvl w:ilvl="2" w:tentative="1">
+      <w:start w:val="1"/>
+      <w:numFmt w:val="bullet"/>
+      <w:lvlText w:val=""/>
+      <w:lvlJc w:val="left"/>
+      <w:pPr>
+        <w:tabs>
+          <w:tab w:val="num" w:pos="2160"/>
+        </w:tabs>
+        <w:ind w:left="2160" w:hanging="360"/>
+      </w:pPr>
+      <w:rPr>
+        <w:rFonts w:ascii="Wingdings" w:hAnsi="Wingdings" w:hint="default"/>
+        <w:sz w:val="20"/>
+      </w:rPr>
+    </w:lvl>
+    <w:lvl w:ilvl="3" w:tentative="1">
+      <w:start w:val="1"/>
+      <w:numFmt w:val="bullet"/>
+      <w:lvlText w:val=""/>
+      <w:lvlJc w:val="left"/>
+      <w:pPr>
+        <w:tabs>
+          <w:tab w:val="num" w:pos="2880"/>
+        </w:tabs>
+        <w:ind w:left="2880" w:hanging="360"/>
+      </w:pPr>
+      <w:rPr>
+        <w:rFonts w:ascii="Wingdings" w:hAnsi="Wingdings" w:hint="default"/>
+        <w:sz w:val="20"/>
+      </w:rPr>
+    </w:lvl>
+    <w:lvl w:ilvl="4" w:tentative="1">
+      <w:start w:val="1"/>
+      <w:numFmt w:val="bullet"/>
+      <w:lvlText w:val=""/>
+      <w:lvlJc w:val="left"/>
+      <w:pPr>
+        <w:tabs>
+          <w:tab w:val="num" w:pos="3600"/>
+        </w:tabs>
+        <w:ind w:left="3600" w:hanging="360"/>
+      </w:pPr>
+      <w:rPr>
+        <w:rFonts w:ascii="Wingdings" w:hAnsi="Wingdings" w:hint="default"/>
+        <w:sz w:val="20"/>
+      </w:rPr>
+    </w:lvl>
+    <w:lvl w:ilvl="5" w:tentative="1">
+      <w:start w:val="1"/>
+      <w:numFmt w:val="bullet"/>
+      <w:lvlText w:val=""/>
+      <w:lvlJc w:val="left"/>
+      <w:pPr>
+        <w:tabs>
+          <w:tab w:val="num" w:pos="4320"/>
+        </w:tabs>
+        <w:ind w:left="4320" w:hanging="360"/>
+      </w:pPr>
+      <w:rPr>
+        <w:rFonts w:ascii="Wingdings" w:hAnsi="Wingdings" w:hint="default"/>
+        <w:sz w:val="20"/>
+      </w:rPr>
+    </w:lvl>
+    <w:lvl w:ilvl="6" w:tentative="1">
+      <w:start w:val="1"/>
+      <w:numFmt w:val="bullet"/>
+      <w:lvlText w:val=""/>
+      <w:lvlJc w:val="left"/>
+      <w:pPr>
+        <w:tabs>
+          <w:tab w:val="num" w:pos="5040"/>
+        </w:tabs>
+        <w:ind w:left="5040" w:hanging="360"/>
+      </w:pPr>
+      <w:rPr>
+        <w:rFonts w:ascii="Wingdings" w:hAnsi="Wingdings" w:hint="default"/>
+        <w:sz w:val="20"/>
+      </w:rPr>
+    </w:lvl>
+    <w:lvl w:ilvl="7" w:tentative="1">
+      <w:start w:val="1"/>
+      <w:numFmt w:val="bullet"/>
+      <w:lvlText w:val=""/>
+      <w:lvlJc w:val="left"/>
+      <w:pPr>
+        <w:tabs>
+          <w:tab w:val="num" w:pos="5760"/>
+        </w:tabs>
+        <w:ind w:left="5760" w:hanging="360"/>
+      </w:pPr>
+      <w:rPr>
+        <w:rFonts w:ascii="Wingdings" w:hAnsi="Wingdings" w:hint="default"/>
+        <w:sz w:val="20"/>
+      </w:rPr>
+    </w:lvl>
+    <w:lvl w:ilvl="8" w:tentative="1">
+      <w:start w:val="1"/>
+      <w:numFmt w:val="bullet"/>
+      <w:lvlText w:val=""/>
+      <w:lvlJc w:val="left"/>
+      <w:pPr>
+        <w:tabs>
+          <w:tab w:val="num" w:pos="6480"/>
+        </w:tabs>
+        <w:ind w:left="6480" w:hanging="360"/>
+      </w:pPr>
+      <w:rPr>
+        <w:rFonts w:ascii="Wingdings" w:hAnsi="Wingdings" w:hint="default"/>
+        <w:sz w:val="20"/>
+      </w:rPr>
+    </w:lvl>
+  </w:abstractNum>
+  <w:abstractNum w:abstractNumId="3" w15:restartNumberingAfterBreak="0">
+    <w:nsid w:val="679C2674"/>
+    <w:multiLevelType w:val="multilevel"/>
+    <w:tmpl w:val="E372239C"/>
+    <w:lvl w:ilvl="0">
+      <w:start w:val="1"/>
+      <w:numFmt w:val="bullet"/>
+      <w:lvlText w:val=""/>
+      <w:lvlJc w:val="left"/>
+      <w:pPr>
+        <w:tabs>
+          <w:tab w:val="num" w:pos="720"/>
+        </w:tabs>
+        <w:ind w:left="720" w:hanging="360"/>
+      </w:pPr>
+      <w:rPr>
+        <w:rFonts w:ascii="Symbol" w:hAnsi="Symbol" w:hint="default"/>
+        <w:sz w:val="20"/>
+      </w:rPr>
+    </w:lvl>
+    <w:lvl w:ilvl="1" w:tentative="1">
+      <w:start w:val="1"/>
+      <w:numFmt w:val="bullet"/>
+      <w:lvlText w:val="o"/>
+      <w:lvlJc w:val="left"/>
+      <w:pPr>
+        <w:tabs>
+          <w:tab w:val="num" w:pos="1440"/>
+        </w:tabs>
+        <w:ind w:left="1440" w:hanging="360"/>
+      </w:pPr>
+      <w:rPr>
+        <w:rFonts w:ascii="Courier New" w:hAnsi="Courier New" w:hint="default"/>
+        <w:sz w:val="20"/>
+      </w:rPr>
+    </w:lvl>
+    <w:lvl w:ilvl="2" w:tentative="1">
+      <w:start w:val="1"/>
+      <w:numFmt w:val="bullet"/>
+      <w:lvlText w:val=""/>
+      <w:lvlJc w:val="left"/>
+      <w:pPr>
+        <w:tabs>
+          <w:tab w:val="num" w:pos="2160"/>
+        </w:tabs>
+        <w:ind w:left="2160" w:hanging="360"/>
+      </w:pPr>
+      <w:rPr>
+        <w:rFonts w:ascii="Wingdings" w:hAnsi="Wingdings" w:hint="default"/>
+        <w:sz w:val="20"/>
+      </w:rPr>
+    </w:lvl>
+    <w:lvl w:ilvl="3" w:tentative="1">
+      <w:start w:val="1"/>
+      <w:numFmt w:val="bullet"/>
+      <w:lvlText w:val=""/>
+      <w:lvlJc w:val="left"/>
+      <w:pPr>
+        <w:tabs>
+          <w:tab w:val="num" w:pos="2880"/>
+        </w:tabs>
+        <w:ind w:left="2880" w:hanging="360"/>
+      </w:pPr>
+      <w:rPr>
+        <w:rFonts w:ascii="Wingdings" w:hAnsi="Wingdings" w:hint="default"/>
+        <w:sz w:val="20"/>
+      </w:rPr>
+    </w:lvl>
+    <w:lvl w:ilvl="4" w:tentative="1">
+      <w:start w:val="1"/>
+      <w:numFmt w:val="bullet"/>
+      <w:lvlText w:val=""/>
+      <w:lvlJc w:val="left"/>
+      <w:pPr>
+        <w:tabs>
+          <w:tab w:val="num" w:pos="3600"/>
+        </w:tabs>
+        <w:ind w:left="3600" w:hanging="360"/>
+      </w:pPr>
+      <w:rPr>
+        <w:rFonts w:ascii="Wingdings" w:hAnsi="Wingdings" w:hint="default"/>
+        <w:sz w:val="20"/>
+      </w:rPr>
+    </w:lvl>
+    <w:lvl w:ilvl="5" w:tentative="1">
+      <w:start w:val="1"/>
+      <w:numFmt w:val="bullet"/>
+      <w:lvlText w:val=""/>
+      <w:lvlJc w:val="left"/>
+      <w:pPr>
+        <w:tabs>
+          <w:tab w:val="num" w:pos="4320"/>
+        </w:tabs>
+        <w:ind w:left="4320" w:hanging="360"/>
+      </w:pPr>
+      <w:rPr>
+        <w:rFonts w:ascii="Wingdings" w:hAnsi="Wingdings" w:hint="default"/>
+        <w:sz w:val="20"/>
+      </w:rPr>
+    </w:lvl>
+    <w:lvl w:ilvl="6" w:tentative="1">
+      <w:start w:val="1"/>
+      <w:numFmt w:val="bullet"/>
+      <w:lvlText w:val=""/>
+      <w:lvlJc w:val="left"/>
+      <w:pPr>
+        <w:tabs>
+          <w:tab w:val="num" w:pos="5040"/>
+        </w:tabs>
+        <w:ind w:left="5040" w:hanging="360"/>
+      </w:pPr>
+      <w:rPr>
+        <w:rFonts w:ascii="Wingdings" w:hAnsi="Wingdings" w:hint="default"/>
+        <w:sz w:val="20"/>
+      </w:rPr>
+    </w:lvl>
+    <w:lvl w:ilvl="7" w:tentative="1">
+      <w:start w:val="1"/>
+      <w:numFmt w:val="bullet"/>
+      <w:lvlText w:val=""/>
+      <w:lvlJc w:val="left"/>
+      <w:pPr>
+        <w:tabs>
+          <w:tab w:val="num" w:pos="5760"/>
+        </w:tabs>
+        <w:ind w:left="5760" w:hanging="360"/>
+      </w:pPr>
+      <w:rPr>
+        <w:rFonts w:ascii="Wingdings" w:hAnsi="Wingdings" w:hint="default"/>
+        <w:sz w:val="20"/>
+      </w:rPr>
+    </w:lvl>
+    <w:lvl w:ilvl="8" w:tentative="1">
+      <w:start w:val="1"/>
+      <w:numFmt w:val="bullet"/>
+      <w:lvlText w:val=""/>
+      <w:lvlJc w:val="left"/>
+      <w:pPr>
+        <w:tabs>
+          <w:tab w:val="num" w:pos="6480"/>
+        </w:tabs>
+        <w:ind w:left="6480" w:hanging="360"/>
+      </w:pPr>
+      <w:rPr>
+        <w:rFonts w:ascii="Wingdings" w:hAnsi="Wingdings" w:hint="default"/>
+        <w:sz w:val="20"/>
+      </w:rPr>
+    </w:lvl>
+  </w:abstractNum>
+  <w:num w:numId="1" w16cid:durableId="288246082">
+    <w:abstractNumId w:val="2"/>
+  </w:num>
+  <w:num w:numId="2" w16cid:durableId="335887217">
+    <w:abstractNumId w:val="0"/>
+  </w:num>
+  <w:num w:numId="3" w16cid:durableId="1190296818">
+    <w:abstractNumId w:val="3"/>
+  </w:num>
+  <w:num w:numId="4" w16cid:durableId="1315573556">
+    <w:abstractNumId w:val="1"/>
+  </w:num>
+</w:numbering>
 </file>
 
 <file path=word/styles.xml><?xml version="1.0" encoding="utf-8"?>
@@ -780,7 +2651,6 @@
     <w:next w:val="Normal"/>
     <w:link w:val="Heading2Char"/>
     <w:uiPriority w:val="9"/>
-    <w:semiHidden/>
     <w:unhideWhenUsed/>
     <w:qFormat/>
     <w:rsid w:val="00466672"/>
@@ -997,7 +2867,6 @@
     <w:basedOn w:val="DefaultParagraphFont"/>
     <w:link w:val="Heading2"/>
     <w:uiPriority w:val="9"/>
-    <w:semiHidden/>
     <w:rsid w:val="00466672"/>
     <w:rPr>
       <w:rFonts w:asciiTheme="majorHAnsi" w:eastAsiaTheme="majorEastAsia" w:hAnsiTheme="majorHAnsi" w:cstheme="majorBidi"/>
@@ -1302,6 +3171,68 @@
     <w:rPr>
       <w:color w:val="96607D" w:themeColor="followedHyperlink"/>
       <w:u w:val="single"/>
+    </w:rPr>
+  </w:style>
+  <w:style w:type="character" w:customStyle="1" w:styleId="s1">
+    <w:name w:val="s1"/>
+    <w:basedOn w:val="DefaultParagraphFont"/>
+    <w:rsid w:val="000F650A"/>
+  </w:style>
+  <w:style w:type="paragraph" w:customStyle="1" w:styleId="p2">
+    <w:name w:val="p2"/>
+    <w:basedOn w:val="Normal"/>
+    <w:rsid w:val="000F650A"/>
+    <w:pPr>
+      <w:spacing w:before="100" w:beforeAutospacing="1" w:after="100" w:afterAutospacing="1" w:line="240" w:lineRule="auto"/>
+    </w:pPr>
+    <w:rPr>
+      <w:rFonts w:ascii="Times New Roman" w:eastAsia="Times New Roman" w:hAnsi="Times New Roman" w:cs="Times New Roman"/>
+      <w:kern w:val="0"/>
+      <w14:ligatures w14:val="none"/>
+    </w:rPr>
+  </w:style>
+  <w:style w:type="character" w:customStyle="1" w:styleId="s2">
+    <w:name w:val="s2"/>
+    <w:basedOn w:val="DefaultParagraphFont"/>
+    <w:rsid w:val="000F650A"/>
+  </w:style>
+  <w:style w:type="paragraph" w:customStyle="1" w:styleId="p3">
+    <w:name w:val="p3"/>
+    <w:basedOn w:val="Normal"/>
+    <w:rsid w:val="000F650A"/>
+    <w:pPr>
+      <w:spacing w:before="100" w:beforeAutospacing="1" w:after="100" w:afterAutospacing="1" w:line="240" w:lineRule="auto"/>
+    </w:pPr>
+    <w:rPr>
+      <w:rFonts w:ascii="Times New Roman" w:eastAsia="Times New Roman" w:hAnsi="Times New Roman" w:cs="Times New Roman"/>
+      <w:kern w:val="0"/>
+      <w14:ligatures w14:val="none"/>
+    </w:rPr>
+  </w:style>
+  <w:style w:type="paragraph" w:customStyle="1" w:styleId="p4">
+    <w:name w:val="p4"/>
+    <w:basedOn w:val="Normal"/>
+    <w:rsid w:val="000F650A"/>
+    <w:pPr>
+      <w:spacing w:before="100" w:beforeAutospacing="1" w:after="100" w:afterAutospacing="1" w:line="240" w:lineRule="auto"/>
+    </w:pPr>
+    <w:rPr>
+      <w:rFonts w:ascii="Times New Roman" w:eastAsia="Times New Roman" w:hAnsi="Times New Roman" w:cs="Times New Roman"/>
+      <w:kern w:val="0"/>
+      <w14:ligatures w14:val="none"/>
+    </w:rPr>
+  </w:style>
+  <w:style w:type="paragraph" w:customStyle="1" w:styleId="p5">
+    <w:name w:val="p5"/>
+    <w:basedOn w:val="Normal"/>
+    <w:rsid w:val="000F650A"/>
+    <w:pPr>
+      <w:spacing w:before="100" w:beforeAutospacing="1" w:after="100" w:afterAutospacing="1" w:line="240" w:lineRule="auto"/>
+    </w:pPr>
+    <w:rPr>
+      <w:rFonts w:ascii="Times New Roman" w:eastAsia="Times New Roman" w:hAnsi="Times New Roman" w:cs="Times New Roman"/>
+      <w:kern w:val="0"/>
+      <w14:ligatures w14:val="none"/>
     </w:rPr>
   </w:style>
 </w:styles>
